--- a/Course/7 Weekly Plan - Homework and Consolidation (Year 12)/Week 12 (30 Nov) - 1.3.3 Networks and TCP-IP/1 Homework 1.3.3 (typeable).docx
+++ b/Course/7 Weekly Plan - Homework and Consolidation (Year 12)/Week 12 (30 Nov) - 1.3.3 Networks and TCP-IP/1 Homework 1.3.3 (typeable).docx
@@ -123,30 +123,32 @@
         <w:t>(AO1)</w:t>
       </w:r>
     </w:p>
-    <w:p>
-      <w:pPr>
-        <w:spacing w:before="260"/>
-        <w:pBdr>
-          <w:bottom w:val="single" w:sz="4" w:space="1" w:color="AAB4C0"/>
-        </w:pBdr>
-      </w:pPr>
-    </w:p>
-    <w:p>
-      <w:pPr>
-        <w:spacing w:before="260"/>
-        <w:pBdr>
-          <w:bottom w:val="single" w:sz="4" w:space="1" w:color="AAB4C0"/>
-        </w:pBdr>
-      </w:pPr>
-    </w:p>
-    <w:p>
-      <w:pPr>
-        <w:spacing w:before="260"/>
-        <w:pBdr>
-          <w:bottom w:val="single" w:sz="4" w:space="1" w:color="AAB4C0"/>
-        </w:pBdr>
-      </w:pPr>
-    </w:p>
+    <w:tbl>
+      <w:tblPr>
+        <w:tblStyle w:val="TableGrid"/>
+        <w:tblW w:type="auto" w:w="0"/>
+        <w:tblLook w:firstColumn="1" w:firstRow="1" w:lastColumn="0" w:lastRow="0" w:noHBand="0" w:noVBand="1" w:val="04A0"/>
+      </w:tblPr>
+      <w:tblGrid>
+        <w:gridCol w:w="8640"/>
+      </w:tblGrid>
+      <w:tr>
+        <w:trPr>
+          <w:trHeight w:val="1020" w:hRule="atLeast"/>
+        </w:trPr>
+        <w:tc>
+          <w:tcPr>
+            <w:tcW w:type="dxa" w:w="8640"/>
+          </w:tcPr>
+          <w:p>
+            <w:pPr>
+              <w:spacing w:before="40"/>
+            </w:pPr>
+          </w:p>
+        </w:tc>
+      </w:tr>
+    </w:tbl>
+    <w:p/>
     <w:p>
       <w:pPr>
         <w:pBdr>
@@ -235,22 +237,32 @@
         <w:t>(AO1)</w:t>
       </w:r>
     </w:p>
-    <w:p>
-      <w:pPr>
-        <w:spacing w:before="260"/>
-        <w:pBdr>
-          <w:bottom w:val="single" w:sz="4" w:space="1" w:color="AAB4C0"/>
-        </w:pBdr>
-      </w:pPr>
-    </w:p>
-    <w:p>
-      <w:pPr>
-        <w:spacing w:before="260"/>
-        <w:pBdr>
-          <w:bottom w:val="single" w:sz="4" w:space="1" w:color="AAB4C0"/>
-        </w:pBdr>
-      </w:pPr>
-    </w:p>
+    <w:tbl>
+      <w:tblPr>
+        <w:tblStyle w:val="TableGrid"/>
+        <w:tblW w:type="auto" w:w="0"/>
+        <w:tblLook w:firstColumn="1" w:firstRow="1" w:lastColumn="0" w:lastRow="0" w:noHBand="0" w:noVBand="1" w:val="04A0"/>
+      </w:tblPr>
+      <w:tblGrid>
+        <w:gridCol w:w="8640"/>
+      </w:tblGrid>
+      <w:tr>
+        <w:trPr>
+          <w:trHeight w:val="680" w:hRule="atLeast"/>
+        </w:trPr>
+        <w:tc>
+          <w:tcPr>
+            <w:tcW w:type="dxa" w:w="8640"/>
+          </w:tcPr>
+          <w:p>
+            <w:pPr>
+              <w:spacing w:before="40"/>
+            </w:pPr>
+          </w:p>
+        </w:tc>
+      </w:tr>
+    </w:tbl>
+    <w:p/>
     <w:p>
       <w:pPr>
         <w:pBdr>
@@ -302,22 +314,32 @@
         <w:t>(AO1)</w:t>
       </w:r>
     </w:p>
-    <w:p>
-      <w:pPr>
-        <w:spacing w:before="260"/>
-        <w:pBdr>
-          <w:bottom w:val="single" w:sz="4" w:space="1" w:color="AAB4C0"/>
-        </w:pBdr>
-      </w:pPr>
-    </w:p>
-    <w:p>
-      <w:pPr>
-        <w:spacing w:before="260"/>
-        <w:pBdr>
-          <w:bottom w:val="single" w:sz="4" w:space="1" w:color="AAB4C0"/>
-        </w:pBdr>
-      </w:pPr>
-    </w:p>
+    <w:tbl>
+      <w:tblPr>
+        <w:tblStyle w:val="TableGrid"/>
+        <w:tblW w:type="auto" w:w="0"/>
+        <w:tblLook w:firstColumn="1" w:firstRow="1" w:lastColumn="0" w:lastRow="0" w:noHBand="0" w:noVBand="1" w:val="04A0"/>
+      </w:tblPr>
+      <w:tblGrid>
+        <w:gridCol w:w="8640"/>
+      </w:tblGrid>
+      <w:tr>
+        <w:trPr>
+          <w:trHeight w:val="680" w:hRule="atLeast"/>
+        </w:trPr>
+        <w:tc>
+          <w:tcPr>
+            <w:tcW w:type="dxa" w:w="8640"/>
+          </w:tcPr>
+          <w:p>
+            <w:pPr>
+              <w:spacing w:before="40"/>
+            </w:pPr>
+          </w:p>
+        </w:tc>
+      </w:tr>
+    </w:tbl>
+    <w:p/>
     <w:p>
       <w:pPr>
         <w:pBdr>
@@ -376,38 +398,32 @@
         <w:t>(AO1/AO2)</w:t>
       </w:r>
     </w:p>
-    <w:p>
-      <w:pPr>
-        <w:spacing w:before="260"/>
-        <w:pBdr>
-          <w:bottom w:val="single" w:sz="4" w:space="1" w:color="AAB4C0"/>
-        </w:pBdr>
-      </w:pPr>
-    </w:p>
-    <w:p>
-      <w:pPr>
-        <w:spacing w:before="260"/>
-        <w:pBdr>
-          <w:bottom w:val="single" w:sz="4" w:space="1" w:color="AAB4C0"/>
-        </w:pBdr>
-      </w:pPr>
-    </w:p>
-    <w:p>
-      <w:pPr>
-        <w:spacing w:before="260"/>
-        <w:pBdr>
-          <w:bottom w:val="single" w:sz="4" w:space="1" w:color="AAB4C0"/>
-        </w:pBdr>
-      </w:pPr>
-    </w:p>
-    <w:p>
-      <w:pPr>
-        <w:spacing w:before="260"/>
-        <w:pBdr>
-          <w:bottom w:val="single" w:sz="4" w:space="1" w:color="AAB4C0"/>
-        </w:pBdr>
-      </w:pPr>
-    </w:p>
+    <w:tbl>
+      <w:tblPr>
+        <w:tblStyle w:val="TableGrid"/>
+        <w:tblW w:type="auto" w:w="0"/>
+        <w:tblLook w:firstColumn="1" w:firstRow="1" w:lastColumn="0" w:lastRow="0" w:noHBand="0" w:noVBand="1" w:val="04A0"/>
+      </w:tblPr>
+      <w:tblGrid>
+        <w:gridCol w:w="8640"/>
+      </w:tblGrid>
+      <w:tr>
+        <w:trPr>
+          <w:trHeight w:val="1360" w:hRule="atLeast"/>
+        </w:trPr>
+        <w:tc>
+          <w:tcPr>
+            <w:tcW w:type="dxa" w:w="8640"/>
+          </w:tcPr>
+          <w:p>
+            <w:pPr>
+              <w:spacing w:before="40"/>
+            </w:pPr>
+          </w:p>
+        </w:tc>
+      </w:tr>
+    </w:tbl>
+    <w:p/>
     <w:p>
       <w:pPr>
         <w:pBdr>
@@ -508,38 +524,32 @@
         <w:t>(AO2)</w:t>
       </w:r>
     </w:p>
-    <w:p>
-      <w:pPr>
-        <w:spacing w:before="260"/>
-        <w:pBdr>
-          <w:bottom w:val="single" w:sz="4" w:space="1" w:color="AAB4C0"/>
-        </w:pBdr>
-      </w:pPr>
-    </w:p>
-    <w:p>
-      <w:pPr>
-        <w:spacing w:before="260"/>
-        <w:pBdr>
-          <w:bottom w:val="single" w:sz="4" w:space="1" w:color="AAB4C0"/>
-        </w:pBdr>
-      </w:pPr>
-    </w:p>
-    <w:p>
-      <w:pPr>
-        <w:spacing w:before="260"/>
-        <w:pBdr>
-          <w:bottom w:val="single" w:sz="4" w:space="1" w:color="AAB4C0"/>
-        </w:pBdr>
-      </w:pPr>
-    </w:p>
-    <w:p>
-      <w:pPr>
-        <w:spacing w:before="260"/>
-        <w:pBdr>
-          <w:bottom w:val="single" w:sz="4" w:space="1" w:color="AAB4C0"/>
-        </w:pBdr>
-      </w:pPr>
-    </w:p>
+    <w:tbl>
+      <w:tblPr>
+        <w:tblStyle w:val="TableGrid"/>
+        <w:tblW w:type="auto" w:w="0"/>
+        <w:tblLook w:firstColumn="1" w:firstRow="1" w:lastColumn="0" w:lastRow="0" w:noHBand="0" w:noVBand="1" w:val="04A0"/>
+      </w:tblPr>
+      <w:tblGrid>
+        <w:gridCol w:w="8640"/>
+      </w:tblGrid>
+      <w:tr>
+        <w:trPr>
+          <w:trHeight w:val="1360" w:hRule="atLeast"/>
+        </w:trPr>
+        <w:tc>
+          <w:tcPr>
+            <w:tcW w:type="dxa" w:w="8640"/>
+          </w:tcPr>
+          <w:p>
+            <w:pPr>
+              <w:spacing w:before="40"/>
+            </w:pPr>
+          </w:p>
+        </w:tc>
+      </w:tr>
+    </w:tbl>
+    <w:p/>
     <w:p>
       <w:pPr>
         <w:pBdr>
@@ -640,38 +650,32 @@
         <w:t>(AO1)</w:t>
       </w:r>
     </w:p>
-    <w:p>
-      <w:pPr>
-        <w:spacing w:before="260"/>
-        <w:pBdr>
-          <w:bottom w:val="single" w:sz="4" w:space="1" w:color="AAB4C0"/>
-        </w:pBdr>
-      </w:pPr>
-    </w:p>
-    <w:p>
-      <w:pPr>
-        <w:spacing w:before="260"/>
-        <w:pBdr>
-          <w:bottom w:val="single" w:sz="4" w:space="1" w:color="AAB4C0"/>
-        </w:pBdr>
-      </w:pPr>
-    </w:p>
-    <w:p>
-      <w:pPr>
-        <w:spacing w:before="260"/>
-        <w:pBdr>
-          <w:bottom w:val="single" w:sz="4" w:space="1" w:color="AAB4C0"/>
-        </w:pBdr>
-      </w:pPr>
-    </w:p>
-    <w:p>
-      <w:pPr>
-        <w:spacing w:before="260"/>
-        <w:pBdr>
-          <w:bottom w:val="single" w:sz="4" w:space="1" w:color="AAB4C0"/>
-        </w:pBdr>
-      </w:pPr>
-    </w:p>
+    <w:tbl>
+      <w:tblPr>
+        <w:tblStyle w:val="TableGrid"/>
+        <w:tblW w:type="auto" w:w="0"/>
+        <w:tblLook w:firstColumn="1" w:firstRow="1" w:lastColumn="0" w:lastRow="0" w:noHBand="0" w:noVBand="1" w:val="04A0"/>
+      </w:tblPr>
+      <w:tblGrid>
+        <w:gridCol w:w="8640"/>
+      </w:tblGrid>
+      <w:tr>
+        <w:trPr>
+          <w:trHeight w:val="1360" w:hRule="atLeast"/>
+        </w:trPr>
+        <w:tc>
+          <w:tcPr>
+            <w:tcW w:type="dxa" w:w="8640"/>
+          </w:tcPr>
+          <w:p>
+            <w:pPr>
+              <w:spacing w:before="40"/>
+            </w:pPr>
+          </w:p>
+        </w:tc>
+      </w:tr>
+    </w:tbl>
+    <w:p/>
     <w:p>
       <w:pPr>
         <w:pBdr>
@@ -744,22 +748,32 @@
         <w:t>(AO1)</w:t>
       </w:r>
     </w:p>
-    <w:p>
-      <w:pPr>
-        <w:spacing w:before="260"/>
-        <w:pBdr>
-          <w:bottom w:val="single" w:sz="4" w:space="1" w:color="AAB4C0"/>
-        </w:pBdr>
-      </w:pPr>
-    </w:p>
-    <w:p>
-      <w:pPr>
-        <w:spacing w:before="260"/>
-        <w:pBdr>
-          <w:bottom w:val="single" w:sz="4" w:space="1" w:color="AAB4C0"/>
-        </w:pBdr>
-      </w:pPr>
-    </w:p>
+    <w:tbl>
+      <w:tblPr>
+        <w:tblStyle w:val="TableGrid"/>
+        <w:tblW w:type="auto" w:w="0"/>
+        <w:tblLook w:firstColumn="1" w:firstRow="1" w:lastColumn="0" w:lastRow="0" w:noHBand="0" w:noVBand="1" w:val="04A0"/>
+      </w:tblPr>
+      <w:tblGrid>
+        <w:gridCol w:w="8640"/>
+      </w:tblGrid>
+      <w:tr>
+        <w:trPr>
+          <w:trHeight w:val="680" w:hRule="atLeast"/>
+        </w:trPr>
+        <w:tc>
+          <w:tcPr>
+            <w:tcW w:type="dxa" w:w="8640"/>
+          </w:tcPr>
+          <w:p>
+            <w:pPr>
+              <w:spacing w:before="40"/>
+            </w:pPr>
+          </w:p>
+        </w:tc>
+      </w:tr>
+    </w:tbl>
+    <w:p/>
     <w:p>
       <w:pPr>
         <w:pBdr>
@@ -844,30 +858,32 @@
         <w:t>(AO1)</w:t>
       </w:r>
     </w:p>
-    <w:p>
-      <w:pPr>
-        <w:spacing w:before="260"/>
-        <w:pBdr>
-          <w:bottom w:val="single" w:sz="4" w:space="1" w:color="AAB4C0"/>
-        </w:pBdr>
-      </w:pPr>
-    </w:p>
-    <w:p>
-      <w:pPr>
-        <w:spacing w:before="260"/>
-        <w:pBdr>
-          <w:bottom w:val="single" w:sz="4" w:space="1" w:color="AAB4C0"/>
-        </w:pBdr>
-      </w:pPr>
-    </w:p>
-    <w:p>
-      <w:pPr>
-        <w:spacing w:before="260"/>
-        <w:pBdr>
-          <w:bottom w:val="single" w:sz="4" w:space="1" w:color="AAB4C0"/>
-        </w:pBdr>
-      </w:pPr>
-    </w:p>
+    <w:tbl>
+      <w:tblPr>
+        <w:tblStyle w:val="TableGrid"/>
+        <w:tblW w:type="auto" w:w="0"/>
+        <w:tblLook w:firstColumn="1" w:firstRow="1" w:lastColumn="0" w:lastRow="0" w:noHBand="0" w:noVBand="1" w:val="04A0"/>
+      </w:tblPr>
+      <w:tblGrid>
+        <w:gridCol w:w="8640"/>
+      </w:tblGrid>
+      <w:tr>
+        <w:trPr>
+          <w:trHeight w:val="1020" w:hRule="atLeast"/>
+        </w:trPr>
+        <w:tc>
+          <w:tcPr>
+            <w:tcW w:type="dxa" w:w="8640"/>
+          </w:tcPr>
+          <w:p>
+            <w:pPr>
+              <w:spacing w:before="40"/>
+            </w:pPr>
+          </w:p>
+        </w:tc>
+      </w:tr>
+    </w:tbl>
+    <w:p/>
     <w:p>
       <w:pPr>
         <w:pBdr>
@@ -947,30 +963,32 @@
         <w:t>(AO1)</w:t>
       </w:r>
     </w:p>
-    <w:p>
-      <w:pPr>
-        <w:spacing w:before="260"/>
-        <w:pBdr>
-          <w:bottom w:val="single" w:sz="4" w:space="1" w:color="AAB4C0"/>
-        </w:pBdr>
-      </w:pPr>
-    </w:p>
-    <w:p>
-      <w:pPr>
-        <w:spacing w:before="260"/>
-        <w:pBdr>
-          <w:bottom w:val="single" w:sz="4" w:space="1" w:color="AAB4C0"/>
-        </w:pBdr>
-      </w:pPr>
-    </w:p>
-    <w:p>
-      <w:pPr>
-        <w:spacing w:before="260"/>
-        <w:pBdr>
-          <w:bottom w:val="single" w:sz="4" w:space="1" w:color="AAB4C0"/>
-        </w:pBdr>
-      </w:pPr>
-    </w:p>
+    <w:tbl>
+      <w:tblPr>
+        <w:tblStyle w:val="TableGrid"/>
+        <w:tblW w:type="auto" w:w="0"/>
+        <w:tblLook w:firstColumn="1" w:firstRow="1" w:lastColumn="0" w:lastRow="0" w:noHBand="0" w:noVBand="1" w:val="04A0"/>
+      </w:tblPr>
+      <w:tblGrid>
+        <w:gridCol w:w="8640"/>
+      </w:tblGrid>
+      <w:tr>
+        <w:trPr>
+          <w:trHeight w:val="1020" w:hRule="atLeast"/>
+        </w:trPr>
+        <w:tc>
+          <w:tcPr>
+            <w:tcW w:type="dxa" w:w="8640"/>
+          </w:tcPr>
+          <w:p>
+            <w:pPr>
+              <w:spacing w:before="40"/>
+            </w:pPr>
+          </w:p>
+        </w:tc>
+      </w:tr>
+    </w:tbl>
+    <w:p/>
     <w:p>
       <w:pPr>
         <w:pBdr>
@@ -1064,30 +1082,32 @@
         <w:t>(AO1)</w:t>
       </w:r>
     </w:p>
-    <w:p>
-      <w:pPr>
-        <w:spacing w:before="260"/>
-        <w:pBdr>
-          <w:bottom w:val="single" w:sz="4" w:space="1" w:color="AAB4C0"/>
-        </w:pBdr>
-      </w:pPr>
-    </w:p>
-    <w:p>
-      <w:pPr>
-        <w:spacing w:before="260"/>
-        <w:pBdr>
-          <w:bottom w:val="single" w:sz="4" w:space="1" w:color="AAB4C0"/>
-        </w:pBdr>
-      </w:pPr>
-    </w:p>
-    <w:p>
-      <w:pPr>
-        <w:spacing w:before="260"/>
-        <w:pBdr>
-          <w:bottom w:val="single" w:sz="4" w:space="1" w:color="AAB4C0"/>
-        </w:pBdr>
-      </w:pPr>
-    </w:p>
+    <w:tbl>
+      <w:tblPr>
+        <w:tblStyle w:val="TableGrid"/>
+        <w:tblW w:type="auto" w:w="0"/>
+        <w:tblLook w:firstColumn="1" w:firstRow="1" w:lastColumn="0" w:lastRow="0" w:noHBand="0" w:noVBand="1" w:val="04A0"/>
+      </w:tblPr>
+      <w:tblGrid>
+        <w:gridCol w:w="8640"/>
+      </w:tblGrid>
+      <w:tr>
+        <w:trPr>
+          <w:trHeight w:val="1020" w:hRule="atLeast"/>
+        </w:trPr>
+        <w:tc>
+          <w:tcPr>
+            <w:tcW w:type="dxa" w:w="8640"/>
+          </w:tcPr>
+          <w:p>
+            <w:pPr>
+              <w:spacing w:before="40"/>
+            </w:pPr>
+          </w:p>
+        </w:tc>
+      </w:tr>
+    </w:tbl>
+    <w:p/>
     <w:p>
       <w:pPr>
         <w:pBdr>

--- a/Course/7 Weekly Plan - Homework and Consolidation (Year 12)/Week 12 (30 Nov) - 1.3.3 Networks and TCP-IP/1 Homework 1.3.3 (typeable).docx
+++ b/Course/7 Weekly Plan - Homework and Consolidation (Year 12)/Week 12 (30 Nov) - 1.3.3 Networks and TCP-IP/1 Homework 1.3.3 (typeable).docx
@@ -176,51 +176,28 @@
           <w:b w:val="0"/>
           <w:i w:val="0"/>
         </w:rPr>
-        <w:t xml:space="preserve"> A small office is connected using a </w:t>
+        <w:t xml:space="preserve"> Devices made by many different manufacturers communicate successfully across the internet. Explain why </w:t>
       </w:r>
       <w:r>
         <w:rPr>
           <w:b/>
           <w:i w:val="0"/>
         </w:rPr>
-        <w:t>star topology</w:t>
+        <w:t>standard protocols</w:t>
       </w:r>
       <w:r>
         <w:rPr>
           <w:b w:val="0"/>
           <w:i w:val="0"/>
         </w:rPr>
-        <w:t xml:space="preserve"> built around a central switch.</w:t>
-      </w:r>
-    </w:p>
-    <w:p>
-      <w:r>
-        <w:rPr>
-          <w:b w:val="0"/>
-          <w:i w:val="0"/>
-        </w:rPr>
-        <w:t xml:space="preserve">(a) State </w:t>
+        <w:t xml:space="preserve"> are essential for this communication. </w:t>
       </w:r>
       <w:r>
         <w:rPr>
           <w:b/>
           <w:i w:val="0"/>
         </w:rPr>
-        <w:t>one</w:t>
-      </w:r>
-      <w:r>
-        <w:rPr>
-          <w:b w:val="0"/>
-          <w:i w:val="0"/>
-        </w:rPr>
-        <w:t xml:space="preserve"> advantage of a star topology. </w:t>
-      </w:r>
-      <w:r>
-        <w:rPr>
-          <w:b/>
-          <w:i w:val="0"/>
-        </w:rPr>
-        <w:t>[1]</w:t>
+        <w:t>[2]</w:t>
       </w:r>
       <w:r>
         <w:rPr>
@@ -248,7 +225,7 @@
       </w:tblGrid>
       <w:tr>
         <w:trPr>
-          <w:trHeight w:val="680" w:hRule="atLeast"/>
+          <w:trHeight w:val="1020" w:hRule="atLeast"/>
         </w:trPr>
         <w:tc>
           <w:tcPr>
@@ -270,76 +247,6 @@
         </w:pBdr>
       </w:pPr>
     </w:p>
-    <w:p>
-      <w:r>
-        <w:rPr>
-          <w:b w:val="0"/>
-          <w:i w:val="0"/>
-        </w:rPr>
-        <w:t xml:space="preserve">(b) State </w:t>
-      </w:r>
-      <w:r>
-        <w:rPr>
-          <w:b/>
-          <w:i w:val="0"/>
-        </w:rPr>
-        <w:t>one</w:t>
-      </w:r>
-      <w:r>
-        <w:rPr>
-          <w:b w:val="0"/>
-          <w:i w:val="0"/>
-        </w:rPr>
-        <w:t xml:space="preserve"> disadvantage of a star topology. </w:t>
-      </w:r>
-      <w:r>
-        <w:rPr>
-          <w:b/>
-          <w:i w:val="0"/>
-        </w:rPr>
-        <w:t>[1]</w:t>
-      </w:r>
-      <w:r>
-        <w:rPr>
-          <w:b w:val="0"/>
-          <w:i w:val="0"/>
-        </w:rPr>
-        <w:t xml:space="preserve"> </w:t>
-      </w:r>
-      <w:r>
-        <w:rPr>
-          <w:b w:val="0"/>
-          <w:i/>
-        </w:rPr>
-        <w:t>(AO1)</w:t>
-      </w:r>
-    </w:p>
-    <w:tbl>
-      <w:tblPr>
-        <w:tblStyle w:val="TableGrid"/>
-        <w:tblW w:type="auto" w:w="0"/>
-        <w:tblLook w:firstColumn="1" w:firstRow="1" w:lastColumn="0" w:lastRow="0" w:noHBand="0" w:noVBand="1" w:val="04A0"/>
-      </w:tblPr>
-      <w:tblGrid>
-        <w:gridCol w:w="8640"/>
-      </w:tblGrid>
-      <w:tr>
-        <w:trPr>
-          <w:trHeight w:val="680" w:hRule="atLeast"/>
-        </w:trPr>
-        <w:tc>
-          <w:tcPr>
-            <w:tcW w:type="dxa" w:w="8640"/>
-          </w:tcPr>
-          <w:p>
-            <w:pPr>
-              <w:spacing w:before="40"/>
-            </w:pPr>
-          </w:p>
-        </w:tc>
-      </w:tr>
-    </w:tbl>
-    <w:p/>
     <w:p>
       <w:pPr>
         <w:pBdr>
@@ -584,49 +491,21 @@
           <w:b w:val="0"/>
           <w:i w:val="0"/>
         </w:rPr>
-        <w:t xml:space="preserve"> A user retrieves their email. Explain the difference between </w:t>
+        <w:t xml:space="preserve"> A large video file is sent from a server to a home computer across the internet using </w:t>
       </w:r>
       <w:r>
         <w:rPr>
           <w:b/>
           <w:i w:val="0"/>
         </w:rPr>
-        <w:t>POP3</w:t>
+        <w:t>packet switching</w:t>
       </w:r>
       <w:r>
         <w:rPr>
           <w:b w:val="0"/>
           <w:i w:val="0"/>
         </w:rPr>
-        <w:t xml:space="preserve"> and </w:t>
-      </w:r>
-      <w:r>
-        <w:rPr>
-          <w:b/>
-          <w:i w:val="0"/>
-        </w:rPr>
-        <w:t>IMAP</w:t>
-      </w:r>
-      <w:r>
-        <w:rPr>
-          <w:b w:val="0"/>
-          <w:i w:val="0"/>
-        </w:rPr>
-        <w:t xml:space="preserve"> for retrieving mail, and name the protocol used to </w:t>
-      </w:r>
-      <w:r>
-        <w:rPr>
-          <w:b/>
-          <w:i w:val="0"/>
-        </w:rPr>
-        <w:t>send</w:t>
-      </w:r>
-      <w:r>
-        <w:rPr>
-          <w:b w:val="0"/>
-          <w:i w:val="0"/>
-        </w:rPr>
-        <w:t xml:space="preserve"> mail. </w:t>
+        <w:t xml:space="preserve">. Describe how packet switching is used to deliver the file. </w:t>
       </w:r>
       <w:r>
         <w:rPr>
@@ -647,7 +526,7 @@
           <w:b w:val="0"/>
           <w:i/>
         </w:rPr>
-        <w:t>(AO1)</w:t>
+        <w:t>(AO1/AO2)</w:t>
       </w:r>
     </w:p>
     <w:tbl>

--- a/Course/7 Weekly Plan - Homework and Consolidation (Year 12)/Week 12 (30 Nov) - 1.3.3 Networks and TCP-IP/1 Homework 1.3.3 (typeable).docx
+++ b/Course/7 Weekly Plan - Homework and Consolidation (Year 12)/Week 12 (30 Nov) - 1.3.3 Networks and TCP-IP/1 Homework 1.3.3 (typeable).docx
@@ -57,49 +57,21 @@
           <w:b w:val="0"/>
           <w:i w:val="0"/>
         </w:rPr>
-        <w:t xml:space="preserve"> State </w:t>
+        <w:t xml:space="preserve"> Complete the table by naming the </w:t>
       </w:r>
       <w:r>
         <w:rPr>
           <w:b/>
           <w:i w:val="0"/>
         </w:rPr>
-        <w:t>two</w:t>
+        <w:t>TCP/IP stack layer</w:t>
       </w:r>
       <w:r>
         <w:rPr>
           <w:b w:val="0"/>
           <w:i w:val="0"/>
         </w:rPr>
-        <w:t xml:space="preserve"> differences between a </w:t>
-      </w:r>
-      <w:r>
-        <w:rPr>
-          <w:b/>
-          <w:i w:val="0"/>
-        </w:rPr>
-        <w:t>LAN</w:t>
-      </w:r>
-      <w:r>
-        <w:rPr>
-          <w:b w:val="0"/>
-          <w:i w:val="0"/>
-        </w:rPr>
-        <w:t xml:space="preserve"> and a </w:t>
-      </w:r>
-      <w:r>
-        <w:rPr>
-          <w:b/>
-          <w:i w:val="0"/>
-        </w:rPr>
-        <w:t>WAN</w:t>
-      </w:r>
-      <w:r>
-        <w:rPr>
-          <w:b w:val="0"/>
-          <w:i w:val="0"/>
-        </w:rPr>
-        <w:t xml:space="preserve">. </w:t>
+        <w:t xml:space="preserve"> described in each row. </w:t>
       </w:r>
       <w:r>
         <w:rPr>
@@ -130,39 +102,153 @@
         <w:tblLook w:firstColumn="1" w:firstRow="1" w:lastColumn="0" w:lastRow="0" w:noHBand="0" w:noVBand="1" w:val="04A0"/>
       </w:tblPr>
       <w:tblGrid>
-        <w:gridCol w:w="8640"/>
+        <w:gridCol w:w="4320"/>
+        <w:gridCol w:w="4320"/>
       </w:tblGrid>
       <w:tr>
-        <w:trPr>
-          <w:trHeight w:val="1020" w:hRule="atLeast"/>
-        </w:trPr>
         <w:tc>
           <w:tcPr>
-            <w:tcW w:type="dxa" w:w="8640"/>
+            <w:tcW w:type="dxa" w:w="4320"/>
+            <w:shd w:fill="D9E2F3"/>
           </w:tcPr>
           <w:p>
-            <w:pPr>
-              <w:spacing w:before="40"/>
-            </w:pPr>
+            <w:r>
+              <w:rPr>
+                <w:b/>
+              </w:rPr>
+            </w:r>
+            <w:r>
+              <w:rPr>
+                <w:b/>
+                <w:i w:val="0"/>
+              </w:rPr>
+              <w:t>Description</w:t>
+            </w:r>
+          </w:p>
+        </w:tc>
+        <w:tc>
+          <w:tcPr>
+            <w:tcW w:type="dxa" w:w="4320"/>
+            <w:shd w:fill="D9E2F3"/>
+          </w:tcPr>
+          <w:p>
+            <w:r>
+              <w:rPr>
+                <w:b/>
+              </w:rPr>
+            </w:r>
+            <w:r>
+              <w:rPr>
+                <w:b/>
+                <w:i w:val="0"/>
+              </w:rPr>
+              <w:t>Layer</w:t>
+            </w:r>
+          </w:p>
+        </w:tc>
+      </w:tr>
+      <w:tr>
+        <w:tc>
+          <w:tcPr>
+            <w:tcW w:type="dxa" w:w="4320"/>
+          </w:tcPr>
+          <w:p>
+            <w:r/>
+            <w:r>
+              <w:rPr>
+                <w:b w:val="0"/>
+                <w:i w:val="0"/>
+              </w:rPr>
+              <w:t>Interacts with the user's software, e.g. a browser using HTTP to request a web page</w:t>
+            </w:r>
+          </w:p>
+        </w:tc>
+        <w:tc>
+          <w:tcPr>
+            <w:tcW w:type="dxa" w:w="4320"/>
+          </w:tcPr>
+          <w:p>
+            <w:r/>
+          </w:p>
+        </w:tc>
+      </w:tr>
+      <w:tr>
+        <w:tc>
+          <w:tcPr>
+            <w:tcW w:type="dxa" w:w="4320"/>
+          </w:tcPr>
+          <w:p>
+            <w:r/>
+            <w:r>
+              <w:rPr>
+                <w:b w:val="0"/>
+                <w:i w:val="0"/>
+              </w:rPr>
+              <w:t>Establishes the end-to-end connection and splits the data into packets, adding sequence numbers</w:t>
+            </w:r>
+          </w:p>
+        </w:tc>
+        <w:tc>
+          <w:tcPr>
+            <w:tcW w:type="dxa" w:w="4320"/>
+          </w:tcPr>
+          <w:p>
+            <w:r/>
+          </w:p>
+        </w:tc>
+      </w:tr>
+      <w:tr>
+        <w:tc>
+          <w:tcPr>
+            <w:tcW w:type="dxa" w:w="4320"/>
+          </w:tcPr>
+          <w:p>
+            <w:r/>
+            <w:r>
+              <w:rPr>
+                <w:b w:val="0"/>
+                <w:i w:val="0"/>
+              </w:rPr>
+              <w:t>Adds the source and destination IP addresses so routers can route each packet</w:t>
+            </w:r>
+          </w:p>
+        </w:tc>
+        <w:tc>
+          <w:tcPr>
+            <w:tcW w:type="dxa" w:w="4320"/>
+          </w:tcPr>
+          <w:p>
+            <w:r/>
+          </w:p>
+        </w:tc>
+      </w:tr>
+      <w:tr>
+        <w:tc>
+          <w:tcPr>
+            <w:tcW w:type="dxa" w:w="4320"/>
+          </w:tcPr>
+          <w:p>
+            <w:r/>
+            <w:r>
+              <w:rPr>
+                <w:b w:val="0"/>
+                <w:i w:val="0"/>
+              </w:rPr>
+              <w:t>Moves the data over the physical network, addressing the actual hardware using MAC addresses</w:t>
+            </w:r>
+          </w:p>
+        </w:tc>
+        <w:tc>
+          <w:tcPr>
+            <w:tcW w:type="dxa" w:w="4320"/>
+          </w:tcPr>
+          <w:p>
+            <w:r/>
           </w:p>
         </w:tc>
       </w:tr>
     </w:tbl>
     <w:p/>
-    <w:p>
-      <w:pPr>
-        <w:pBdr>
-          <w:bottom w:val="single" w:sz="6" w:space="1" w:color="AAAAAA"/>
-        </w:pBdr>
-      </w:pPr>
-    </w:p>
-    <w:p>
-      <w:pPr>
-        <w:pBdr>
-          <w:bottom w:val="single" w:sz="6" w:space="1" w:color="AAAAAA"/>
-        </w:pBdr>
-      </w:pPr>
-    </w:p>
     <w:p>
       <w:r>
         <w:rPr>
@@ -176,28 +262,42 @@
           <w:b w:val="0"/>
           <w:i w:val="0"/>
         </w:rPr>
-        <w:t xml:space="preserve"> Devices made by many different manufacturers communicate successfully across the internet. Explain why </w:t>
+        <w:t xml:space="preserve"> Write </w:t>
       </w:r>
       <w:r>
         <w:rPr>
           <w:b/>
           <w:i w:val="0"/>
         </w:rPr>
-        <w:t>standard protocols</w:t>
+        <w:t>True</w:t>
       </w:r>
       <w:r>
         <w:rPr>
           <w:b w:val="0"/>
           <w:i w:val="0"/>
         </w:rPr>
-        <w:t xml:space="preserve"> are essential for this communication. </w:t>
+        <w:t xml:space="preserve"> or </w:t>
       </w:r>
       <w:r>
         <w:rPr>
           <w:b/>
           <w:i w:val="0"/>
         </w:rPr>
-        <w:t>[2]</w:t>
+        <w:t>False</w:t>
+      </w:r>
+      <w:r>
+        <w:rPr>
+          <w:b w:val="0"/>
+          <w:i w:val="0"/>
+        </w:rPr>
+        <w:t xml:space="preserve"> for each statement. If a statement is false, write a correction in the final column. </w:t>
+      </w:r>
+      <w:r>
+        <w:rPr>
+          <w:b/>
+          <w:i w:val="0"/>
+        </w:rPr>
+        <w:t>[4]</w:t>
       </w:r>
       <w:r>
         <w:rPr>
@@ -221,39 +321,206 @@
         <w:tblLook w:firstColumn="1" w:firstRow="1" w:lastColumn="0" w:lastRow="0" w:noHBand="0" w:noVBand="1" w:val="04A0"/>
       </w:tblPr>
       <w:tblGrid>
-        <w:gridCol w:w="8640"/>
+        <w:gridCol w:w="2880"/>
+        <w:gridCol w:w="2880"/>
+        <w:gridCol w:w="2880"/>
       </w:tblGrid>
       <w:tr>
-        <w:trPr>
-          <w:trHeight w:val="1020" w:hRule="atLeast"/>
-        </w:trPr>
         <w:tc>
           <w:tcPr>
-            <w:tcW w:type="dxa" w:w="8640"/>
+            <w:tcW w:type="dxa" w:w="2880"/>
+            <w:shd w:fill="D9E2F3"/>
           </w:tcPr>
           <w:p>
-            <w:pPr>
-              <w:spacing w:before="40"/>
-            </w:pPr>
+            <w:r>
+              <w:rPr>
+                <w:b/>
+              </w:rPr>
+            </w:r>
+            <w:r>
+              <w:rPr>
+                <w:b/>
+                <w:i w:val="0"/>
+              </w:rPr>
+              <w:t>Statement</w:t>
+            </w:r>
+          </w:p>
+        </w:tc>
+        <w:tc>
+          <w:tcPr>
+            <w:tcW w:type="dxa" w:w="2880"/>
+            <w:shd w:fill="D9E2F3"/>
+          </w:tcPr>
+          <w:p>
+            <w:r>
+              <w:rPr>
+                <w:b/>
+              </w:rPr>
+            </w:r>
+            <w:r>
+              <w:rPr>
+                <w:b/>
+                <w:i w:val="0"/>
+              </w:rPr>
+              <w:t>True / False</w:t>
+            </w:r>
+          </w:p>
+        </w:tc>
+        <w:tc>
+          <w:tcPr>
+            <w:tcW w:type="dxa" w:w="2880"/>
+            <w:shd w:fill="D9E2F3"/>
+          </w:tcPr>
+          <w:p>
+            <w:r>
+              <w:rPr>
+                <w:b/>
+              </w:rPr>
+            </w:r>
+            <w:r>
+              <w:rPr>
+                <w:b/>
+                <w:i w:val="0"/>
+              </w:rPr>
+              <w:t>Correction if false</w:t>
+            </w:r>
+          </w:p>
+        </w:tc>
+      </w:tr>
+      <w:tr>
+        <w:tc>
+          <w:tcPr>
+            <w:tcW w:type="dxa" w:w="2880"/>
+          </w:tcPr>
+          <w:p>
+            <w:r/>
+            <w:r>
+              <w:rPr>
+                <w:b w:val="0"/>
+                <w:i w:val="0"/>
+              </w:rPr>
+              <w:t>A LAN covers a small geographical area, such as a single site.</w:t>
+            </w:r>
+          </w:p>
+        </w:tc>
+        <w:tc>
+          <w:tcPr>
+            <w:tcW w:type="dxa" w:w="2880"/>
+          </w:tcPr>
+          <w:p>
+            <w:r/>
+          </w:p>
+        </w:tc>
+        <w:tc>
+          <w:tcPr>
+            <w:tcW w:type="dxa" w:w="2880"/>
+          </w:tcPr>
+          <w:p>
+            <w:r/>
+          </w:p>
+        </w:tc>
+      </w:tr>
+      <w:tr>
+        <w:tc>
+          <w:tcPr>
+            <w:tcW w:type="dxa" w:w="2880"/>
+          </w:tcPr>
+          <w:p>
+            <w:r/>
+            <w:r>
+              <w:rPr>
+                <w:b w:val="0"/>
+                <w:i w:val="0"/>
+              </w:rPr>
+              <w:t>In packet switching, every packet must follow the same route to the destination.</w:t>
+            </w:r>
+          </w:p>
+        </w:tc>
+        <w:tc>
+          <w:tcPr>
+            <w:tcW w:type="dxa" w:w="2880"/>
+          </w:tcPr>
+          <w:p>
+            <w:r/>
+          </w:p>
+        </w:tc>
+        <w:tc>
+          <w:tcPr>
+            <w:tcW w:type="dxa" w:w="2880"/>
+          </w:tcPr>
+          <w:p>
+            <w:r/>
+          </w:p>
+        </w:tc>
+      </w:tr>
+      <w:tr>
+        <w:tc>
+          <w:tcPr>
+            <w:tcW w:type="dxa" w:w="2880"/>
+          </w:tcPr>
+          <w:p>
+            <w:r/>
+            <w:r>
+              <w:rPr>
+                <w:b w:val="0"/>
+                <w:i w:val="0"/>
+              </w:rPr>
+              <w:t>Standard protocols allow devices made by different manufacturers to communicate successfully.</w:t>
+            </w:r>
+          </w:p>
+        </w:tc>
+        <w:tc>
+          <w:tcPr>
+            <w:tcW w:type="dxa" w:w="2880"/>
+          </w:tcPr>
+          <w:p>
+            <w:r/>
+          </w:p>
+        </w:tc>
+        <w:tc>
+          <w:tcPr>
+            <w:tcW w:type="dxa" w:w="2880"/>
+          </w:tcPr>
+          <w:p>
+            <w:r/>
+          </w:p>
+        </w:tc>
+      </w:tr>
+      <w:tr>
+        <w:tc>
+          <w:tcPr>
+            <w:tcW w:type="dxa" w:w="2880"/>
+          </w:tcPr>
+          <w:p>
+            <w:r/>
+            <w:r>
+              <w:rPr>
+                <w:b w:val="0"/>
+                <w:i w:val="0"/>
+              </w:rPr>
+              <w:t>The internet is an example of a LAN.</w:t>
+            </w:r>
+          </w:p>
+        </w:tc>
+        <w:tc>
+          <w:tcPr>
+            <w:tcW w:type="dxa" w:w="2880"/>
+          </w:tcPr>
+          <w:p>
+            <w:r/>
+          </w:p>
+        </w:tc>
+        <w:tc>
+          <w:tcPr>
+            <w:tcW w:type="dxa" w:w="2880"/>
+          </w:tcPr>
+          <w:p>
+            <w:r/>
           </w:p>
         </w:tc>
       </w:tr>
     </w:tbl>
     <w:p/>
-    <w:p>
-      <w:pPr>
-        <w:pBdr>
-          <w:bottom w:val="single" w:sz="6" w:space="1" w:color="AAAAAA"/>
-        </w:pBdr>
-      </w:pPr>
-    </w:p>
-    <w:p>
-      <w:pPr>
-        <w:pBdr>
-          <w:bottom w:val="single" w:sz="6" w:space="1" w:color="AAAAAA"/>
-        </w:pBdr>
-      </w:pPr>
-    </w:p>
     <w:p>
       <w:r>
         <w:rPr>
@@ -267,21 +534,7 @@
           <w:b w:val="0"/>
           <w:i w:val="0"/>
         </w:rPr>
-        <w:t xml:space="preserve"> Explain how the </w:t>
-      </w:r>
-      <w:r>
-        <w:rPr>
-          <w:b/>
-          <w:i w:val="0"/>
-        </w:rPr>
-        <w:t>Domain Name System (DNS)</w:t>
-      </w:r>
-      <w:r>
-        <w:rPr>
-          <w:b w:val="0"/>
-          <w:i w:val="0"/>
-        </w:rPr>
-        <w:t xml:space="preserve"> allows a user to reach a web server after typing a domain name into their browser. </w:t>
+        <w:t xml:space="preserve"> A user types a URL into their browser and presses Enter. Number the steps from 1 to 6 in the order they happen. </w:t>
       </w:r>
       <w:r>
         <w:rPr>
@@ -302,7 +555,7 @@
           <w:b w:val="0"/>
           <w:i/>
         </w:rPr>
-        <w:t>(AO1/AO2)</w:t>
+        <w:t>(AO2)</w:t>
       </w:r>
     </w:p>
     <w:tbl>
@@ -312,46 +565,203 @@
         <w:tblLook w:firstColumn="1" w:firstRow="1" w:lastColumn="0" w:lastRow="0" w:noHBand="0" w:noVBand="1" w:val="04A0"/>
       </w:tblPr>
       <w:tblGrid>
-        <w:gridCol w:w="8640"/>
+        <w:gridCol w:w="4320"/>
+        <w:gridCol w:w="4320"/>
       </w:tblGrid>
       <w:tr>
-        <w:trPr>
-          <w:trHeight w:val="1360" w:hRule="atLeast"/>
-        </w:trPr>
         <w:tc>
           <w:tcPr>
-            <w:tcW w:type="dxa" w:w="8640"/>
+            <w:tcW w:type="dxa" w:w="4320"/>
+            <w:shd w:fill="D9E2F3"/>
           </w:tcPr>
           <w:p>
-            <w:pPr>
-              <w:spacing w:before="40"/>
-            </w:pPr>
+            <w:r>
+              <w:rPr>
+                <w:b/>
+              </w:rPr>
+            </w:r>
+            <w:r>
+              <w:rPr>
+                <w:b/>
+                <w:i w:val="0"/>
+              </w:rPr>
+              <w:t>Step</w:t>
+            </w:r>
+          </w:p>
+        </w:tc>
+        <w:tc>
+          <w:tcPr>
+            <w:tcW w:type="dxa" w:w="4320"/>
+            <w:shd w:fill="D9E2F3"/>
+          </w:tcPr>
+          <w:p>
+            <w:r>
+              <w:rPr>
+                <w:b/>
+              </w:rPr>
+            </w:r>
+            <w:r>
+              <w:rPr>
+                <w:b/>
+                <w:i w:val="0"/>
+              </w:rPr>
+              <w:t>Order (1–6)</w:t>
+            </w:r>
+          </w:p>
+        </w:tc>
+      </w:tr>
+      <w:tr>
+        <w:tc>
+          <w:tcPr>
+            <w:tcW w:type="dxa" w:w="4320"/>
+          </w:tcPr>
+          <w:p>
+            <w:r/>
+            <w:r>
+              <w:rPr>
+                <w:b w:val="0"/>
+                <w:i w:val="0"/>
+              </w:rPr>
+              <w:t>The DNS server resolves the domain name to an IP address and returns it.</w:t>
+            </w:r>
+          </w:p>
+        </w:tc>
+        <w:tc>
+          <w:tcPr>
+            <w:tcW w:type="dxa" w:w="4320"/>
+          </w:tcPr>
+          <w:p>
+            <w:r/>
+          </w:p>
+        </w:tc>
+      </w:tr>
+      <w:tr>
+        <w:tc>
+          <w:tcPr>
+            <w:tcW w:type="dxa" w:w="4320"/>
+          </w:tcPr>
+          <w:p>
+            <w:r/>
+            <w:r>
+              <w:rPr>
+                <w:b w:val="0"/>
+                <w:i w:val="0"/>
+              </w:rPr>
+              <w:t>The browser sends a request to the web server at that IP address.</w:t>
+            </w:r>
+          </w:p>
+        </w:tc>
+        <w:tc>
+          <w:tcPr>
+            <w:tcW w:type="dxa" w:w="4320"/>
+          </w:tcPr>
+          <w:p>
+            <w:r/>
+          </w:p>
+        </w:tc>
+      </w:tr>
+      <w:tr>
+        <w:tc>
+          <w:tcPr>
+            <w:tcW w:type="dxa" w:w="4320"/>
+          </w:tcPr>
+          <w:p>
+            <w:r/>
+            <w:r>
+              <w:rPr>
+                <w:b w:val="0"/>
+                <w:i w:val="0"/>
+              </w:rPr>
+              <w:t>The user types the URL into the browser and presses Enter.</w:t>
+            </w:r>
+          </w:p>
+        </w:tc>
+        <w:tc>
+          <w:tcPr>
+            <w:tcW w:type="dxa" w:w="4320"/>
+          </w:tcPr>
+          <w:p>
+            <w:r/>
+          </w:p>
+        </w:tc>
+      </w:tr>
+      <w:tr>
+        <w:tc>
+          <w:tcPr>
+            <w:tcW w:type="dxa" w:w="4320"/>
+          </w:tcPr>
+          <w:p>
+            <w:r/>
+            <w:r>
+              <w:rPr>
+                <w:b w:val="0"/>
+                <w:i w:val="0"/>
+              </w:rPr>
+              <w:t>The packets are reassembled in order using their sequence numbers and the page is displayed.</w:t>
+            </w:r>
+          </w:p>
+        </w:tc>
+        <w:tc>
+          <w:tcPr>
+            <w:tcW w:type="dxa" w:w="4320"/>
+          </w:tcPr>
+          <w:p>
+            <w:r/>
+          </w:p>
+        </w:tc>
+      </w:tr>
+      <w:tr>
+        <w:tc>
+          <w:tcPr>
+            <w:tcW w:type="dxa" w:w="4320"/>
+          </w:tcPr>
+          <w:p>
+            <w:r/>
+            <w:r>
+              <w:rPr>
+                <w:b w:val="0"/>
+                <w:i w:val="0"/>
+              </w:rPr>
+              <w:t>The browser sends the domain name to a DNS server.</w:t>
+            </w:r>
+          </w:p>
+        </w:tc>
+        <w:tc>
+          <w:tcPr>
+            <w:tcW w:type="dxa" w:w="4320"/>
+          </w:tcPr>
+          <w:p>
+            <w:r/>
+          </w:p>
+        </w:tc>
+      </w:tr>
+      <w:tr>
+        <w:tc>
+          <w:tcPr>
+            <w:tcW w:type="dxa" w:w="4320"/>
+          </w:tcPr>
+          <w:p>
+            <w:r/>
+            <w:r>
+              <w:rPr>
+                <w:b w:val="0"/>
+                <w:i w:val="0"/>
+              </w:rPr>
+              <w:t>The server's response is split into packets, which may be routed independently across the internet.</w:t>
+            </w:r>
+          </w:p>
+        </w:tc>
+        <w:tc>
+          <w:tcPr>
+            <w:tcW w:type="dxa" w:w="4320"/>
+          </w:tcPr>
+          <w:p>
+            <w:r/>
           </w:p>
         </w:tc>
       </w:tr>
     </w:tbl>
     <w:p/>
-    <w:p>
-      <w:pPr>
-        <w:pBdr>
-          <w:bottom w:val="single" w:sz="6" w:space="1" w:color="AAAAAA"/>
-        </w:pBdr>
-      </w:pPr>
-    </w:p>
-    <w:p>
-      <w:pPr>
-        <w:pBdr>
-          <w:bottom w:val="single" w:sz="6" w:space="1" w:color="AAAAAA"/>
-        </w:pBdr>
-      </w:pPr>
-    </w:p>
-    <w:p>
-      <w:pPr>
-        <w:pBdr>
-          <w:bottom w:val="single" w:sz="6" w:space="1" w:color="AAAAAA"/>
-        </w:pBdr>
-      </w:pPr>
-    </w:p>
     <w:p>
       <w:r>
         <w:rPr>
@@ -458,27 +868,6 @@
     </w:tbl>
     <w:p/>
     <w:p>
-      <w:pPr>
-        <w:pBdr>
-          <w:bottom w:val="single" w:sz="6" w:space="1" w:color="AAAAAA"/>
-        </w:pBdr>
-      </w:pPr>
-    </w:p>
-    <w:p>
-      <w:pPr>
-        <w:pBdr>
-          <w:bottom w:val="single" w:sz="6" w:space="1" w:color="AAAAAA"/>
-        </w:pBdr>
-      </w:pPr>
-    </w:p>
-    <w:p>
-      <w:pPr>
-        <w:pBdr>
-          <w:bottom w:val="single" w:sz="6" w:space="1" w:color="AAAAAA"/>
-        </w:pBdr>
-      </w:pPr>
-    </w:p>
-    <w:p>
       <w:r>
         <w:rPr>
           <w:b/>
@@ -491,105 +880,7 @@
           <w:b w:val="0"/>
           <w:i w:val="0"/>
         </w:rPr>
-        <w:t xml:space="preserve"> A large video file is sent from a server to a home computer across the internet using </w:t>
-      </w:r>
-      <w:r>
-        <w:rPr>
-          <w:b/>
-          <w:i w:val="0"/>
-        </w:rPr>
-        <w:t>packet switching</w:t>
-      </w:r>
-      <w:r>
-        <w:rPr>
-          <w:b w:val="0"/>
-          <w:i w:val="0"/>
-        </w:rPr>
-        <w:t xml:space="preserve">. Describe how packet switching is used to deliver the file. </w:t>
-      </w:r>
-      <w:r>
-        <w:rPr>
-          <w:b/>
-          <w:i w:val="0"/>
-        </w:rPr>
-        <w:t>[3]</w:t>
-      </w:r>
-      <w:r>
-        <w:rPr>
-          <w:b w:val="0"/>
-          <w:i w:val="0"/>
-        </w:rPr>
-        <w:t xml:space="preserve"> </w:t>
-      </w:r>
-      <w:r>
-        <w:rPr>
-          <w:b w:val="0"/>
-          <w:i/>
-        </w:rPr>
-        <w:t>(AO1/AO2)</w:t>
-      </w:r>
-    </w:p>
-    <w:tbl>
-      <w:tblPr>
-        <w:tblStyle w:val="TableGrid"/>
-        <w:tblW w:type="auto" w:w="0"/>
-        <w:tblLook w:firstColumn="1" w:firstRow="1" w:lastColumn="0" w:lastRow="0" w:noHBand="0" w:noVBand="1" w:val="04A0"/>
-      </w:tblPr>
-      <w:tblGrid>
-        <w:gridCol w:w="8640"/>
-      </w:tblGrid>
-      <w:tr>
-        <w:trPr>
-          <w:trHeight w:val="1360" w:hRule="atLeast"/>
-        </w:trPr>
-        <w:tc>
-          <w:tcPr>
-            <w:tcW w:type="dxa" w:w="8640"/>
-          </w:tcPr>
-          <w:p>
-            <w:pPr>
-              <w:spacing w:before="40"/>
-            </w:pPr>
-          </w:p>
-        </w:tc>
-      </w:tr>
-    </w:tbl>
-    <w:p/>
-    <w:p>
-      <w:pPr>
-        <w:pBdr>
-          <w:bottom w:val="single" w:sz="6" w:space="1" w:color="AAAAAA"/>
-        </w:pBdr>
-      </w:pPr>
-    </w:p>
-    <w:p>
-      <w:pPr>
-        <w:pBdr>
-          <w:bottom w:val="single" w:sz="6" w:space="1" w:color="AAAAAA"/>
-        </w:pBdr>
-      </w:pPr>
-    </w:p>
-    <w:p>
-      <w:pPr>
-        <w:pBdr>
-          <w:bottom w:val="single" w:sz="6" w:space="1" w:color="AAAAAA"/>
-        </w:pBdr>
-      </w:pPr>
-    </w:p>
-    <w:p>
-      <w:r>
-        <w:rPr>
-          <w:b/>
-          <w:i w:val="0"/>
-        </w:rPr>
-        <w:t>6.</w:t>
-      </w:r>
-      <w:r>
-        <w:rPr>
-          <w:b w:val="0"/>
-          <w:i w:val="0"/>
-        </w:rPr>
-        <w:t xml:space="preserve"> Describe what a </w:t>
+        <w:t xml:space="preserve"> The company also installs a </w:t>
       </w:r>
       <w:r>
         <w:rPr>
@@ -603,14 +894,14 @@
           <w:b w:val="0"/>
           <w:i w:val="0"/>
         </w:rPr>
-        <w:t xml:space="preserve"> does to help protect a network. </w:t>
+        <w:t xml:space="preserve">. Describe what the firewall does to help protect the network. </w:t>
       </w:r>
       <w:r>
         <w:rPr>
           <w:b/>
           <w:i w:val="0"/>
         </w:rPr>
-        <w:t>[1]</w:t>
+        <w:t>[2]</w:t>
       </w:r>
       <w:r>
         <w:rPr>
@@ -638,7 +929,7 @@
       </w:tblGrid>
       <w:tr>
         <w:trPr>
-          <w:trHeight w:val="680" w:hRule="atLeast"/>
+          <w:trHeight w:val="1020" w:hRule="atLeast"/>
         </w:trPr>
         <w:tc>
           <w:tcPr>
@@ -653,13 +944,6 @@
       </w:tr>
     </w:tbl>
     <w:p/>
-    <w:p>
-      <w:pPr>
-        <w:pBdr>
-          <w:bottom w:val="single" w:sz="6" w:space="1" w:color="AAAAAA"/>
-        </w:pBdr>
-      </w:pPr>
-    </w:p>
     <w:p>
       <w:pPr>
         <w:pStyle w:val="Heading2"/>
@@ -678,7 +962,7 @@
           <w:b/>
           <w:i w:val="0"/>
         </w:rPr>
-        <w:t>7.</w:t>
+        <w:t>6.</w:t>
       </w:r>
       <w:r>
         <w:rPr>
@@ -764,26 +1048,12 @@
     </w:tbl>
     <w:p/>
     <w:p>
-      <w:pPr>
-        <w:pBdr>
-          <w:bottom w:val="single" w:sz="6" w:space="1" w:color="AAAAAA"/>
-        </w:pBdr>
-      </w:pPr>
-    </w:p>
-    <w:p>
-      <w:pPr>
-        <w:pBdr>
-          <w:bottom w:val="single" w:sz="6" w:space="1" w:color="AAAAAA"/>
-        </w:pBdr>
-      </w:pPr>
-    </w:p>
-    <w:p>
       <w:r>
         <w:rPr>
           <w:b/>
           <w:i w:val="0"/>
         </w:rPr>
-        <w:t>8.</w:t>
+        <w:t>7.</w:t>
       </w:r>
       <w:r>
         <w:rPr>
@@ -869,26 +1139,12 @@
     </w:tbl>
     <w:p/>
     <w:p>
-      <w:pPr>
-        <w:pBdr>
-          <w:bottom w:val="single" w:sz="6" w:space="1" w:color="AAAAAA"/>
-        </w:pBdr>
-      </w:pPr>
-    </w:p>
-    <w:p>
-      <w:pPr>
-        <w:pBdr>
-          <w:bottom w:val="single" w:sz="6" w:space="1" w:color="AAAAAA"/>
-        </w:pBdr>
-      </w:pPr>
-    </w:p>
-    <w:p>
       <w:r>
         <w:rPr>
           <w:b/>
           <w:i w:val="0"/>
         </w:rPr>
-        <w:t>9.</w:t>
+        <w:t>8.</w:t>
       </w:r>
       <w:r>
         <w:rPr>
@@ -987,20 +1243,6 @@
       </w:tr>
     </w:tbl>
     <w:p/>
-    <w:p>
-      <w:pPr>
-        <w:pBdr>
-          <w:bottom w:val="single" w:sz="6" w:space="1" w:color="AAAAAA"/>
-        </w:pBdr>
-      </w:pPr>
-    </w:p>
-    <w:p>
-      <w:pPr>
-        <w:pBdr>
-          <w:bottom w:val="single" w:sz="6" w:space="1" w:color="AAAAAA"/>
-        </w:pBdr>
-      </w:pPr>
-    </w:p>
     <w:p>
       <w:pPr>
         <w:pBdr>
